--- a/Artefakt10/wip10.docx
+++ b/Artefakt10/wip10.docx
@@ -6,54 +6,78 @@
       <w:pPr>
         <w:pStyle w:val="Nagwek1"/>
       </w:pPr>
-      <w:proofErr w:type="spellStart"/>
       <w:r>
-        <w:t>Endpoint</w:t>
+        <w:t>Pytest &amp; Allure Init test_101_allure_init.py zrzut ekranu przedstawiający Dashboard Allure w przeglądarce, na którym widać: 1. Wykres kołowy (Suits) z co najmniej jednym testem zielonym (Passed) i jednym czerwonym (Failed). 2. Szczegóły testu po lewej stronie (widoczne kroki with allure.step). 3. Informację o środowisku (Feature: 10.1: Inicjalizacja Allure).</w:t>
       </w:r>
-      <w:proofErr w:type="spellEnd"/>
-      <w:r>
-        <w:t xml:space="preserve"> Discovery &amp; </w:t>
-      </w:r>
-      <w:proofErr w:type="spellStart"/>
-      <w:r>
-        <w:t>Auth</w:t>
-      </w:r>
-      <w:proofErr w:type="spellEnd"/>
-      <w:r>
-        <w:t xml:space="preserve"> 91_api_setup.py Wynik terminala po uruchomieniu </w:t>
-      </w:r>
-      <w:proofErr w:type="spellStart"/>
-      <w:r>
-        <w:t>python</w:t>
-      </w:r>
-      <w:proofErr w:type="spellEnd"/>
-      <w:r>
-        <w:t xml:space="preserve"> 91_api_setup.py status 200 połączenia z adresem testowego API (</w:t>
-      </w:r>
-      <w:proofErr w:type="spellStart"/>
-      <w:r>
-        <w:t>backend</w:t>
-      </w:r>
-      <w:proofErr w:type="spellEnd"/>
-      <w:r>
-        <w:t xml:space="preserve"> aplikacji mobilnej) np. </w:t>
-      </w:r>
-      <w:hyperlink r:id="rId5" w:history="1">
-        <w:r>
-          <w:rPr>
-            <w:rStyle w:val="Hipercze"/>
-          </w:rPr>
-          <w:t>https://jsonplaceholder.typicode.com/todos/1</w:t>
-        </w:r>
-      </w:hyperlink>
     </w:p>
     <w:p>
       <w:r>
         <w:drawing>
-          <wp:inline distT="0" distB="0" distL="0" distR="0" wp14:anchorId="469AD2AA" wp14:editId="59C9BC0C">
-            <wp:extent cx="5760720" cy="4084320"/>
+          <wp:inline distT="0" distB="0" distL="0" distR="0" wp14:anchorId="075C138C" wp14:editId="05999129">
+            <wp:extent cx="5760720" cy="2939415"/>
             <wp:effectExtent l="0" t="0" r="0" b="0"/>
             <wp:docPr id="1" name="Obraz 1"/>
+            <wp:cNvGraphicFramePr>
+              <a:graphicFrameLocks xmlns:a="http://schemas.openxmlformats.org/drawingml/2006/main" noChangeAspect="1"/>
+            </wp:cNvGraphicFramePr>
+            <a:graphic xmlns:a="http://schemas.openxmlformats.org/drawingml/2006/main">
+              <a:graphicData uri="http://schemas.openxmlformats.org/drawingml/2006/picture">
+                <pic:pic xmlns:pic="http://schemas.openxmlformats.org/drawingml/2006/picture">
+                  <pic:nvPicPr>
+                    <pic:cNvPr id="1" name=""/>
+                    <pic:cNvPicPr/>
+                  </pic:nvPicPr>
+                  <pic:blipFill>
+                    <a:blip r:embed="rId5"/>
+                    <a:stretch>
+                      <a:fillRect/>
+                    </a:stretch>
+                  </pic:blipFill>
+                  <pic:spPr>
+                    <a:xfrm>
+                      <a:off x="0" y="0"/>
+                      <a:ext cx="5760720" cy="2939415"/>
+                    </a:xfrm>
+                    <a:prstGeom prst="rect">
+                      <a:avLst/>
+                    </a:prstGeom>
+                  </pic:spPr>
+                </pic:pic>
+              </a:graphicData>
+            </a:graphic>
+          </wp:inline>
+        </w:drawing>
+      </w:r>
+    </w:p>
+    <w:p>
+      <w:pPr>
+        <w:pStyle w:val="Nagwek1"/>
+        <w:rPr>
+          <w:lang w:val="en-US"/>
+        </w:rPr>
+      </w:pPr>
+      <w:r>
+        <w:rPr>
+          <w:lang w:val="en-US"/>
+        </w:rPr>
+        <w:t>Allure Steps &amp; Decorators test_102_meta_reporting.py Na screenie musi być widoczna hierarchia: Epic -&gt; Feature -&gt; Story.</w:t>
+      </w:r>
+    </w:p>
+    <w:p>
+      <w:pPr>
+        <w:rPr>
+          <w:lang w:val="en-US"/>
+        </w:rPr>
+      </w:pPr>
+      <w:r>
+        <w:rPr>
+          <w:lang w:val="en-US"/>
+        </w:rPr>
+        <w:drawing>
+          <wp:inline distT="0" distB="0" distL="0" distR="0" wp14:anchorId="766E1787" wp14:editId="247E688A">
+            <wp:extent cx="5760720" cy="2715260"/>
+            <wp:effectExtent l="0" t="0" r="0" b="8890"/>
+            <wp:docPr id="6" name="Obraz 6"/>
             <wp:cNvGraphicFramePr>
               <a:graphicFrameLocks xmlns:a="http://schemas.openxmlformats.org/drawingml/2006/main" noChangeAspect="1"/>
             </wp:cNvGraphicFramePr>
@@ -73,7 +97,7 @@
                   <pic:spPr>
                     <a:xfrm>
                       <a:off x="0" y="0"/>
-                      <a:ext cx="5760720" cy="4084320"/>
+                      <a:ext cx="5760720" cy="2715260"/>
                     </a:xfrm>
                     <a:prstGeom prst="rect">
                       <a:avLst/>
@@ -86,39 +110,22 @@
         </w:drawing>
       </w:r>
     </w:p>
-    <w:p/>
     <w:p>
       <w:pPr>
-        <w:pStyle w:val="Nagwek1"/>
+        <w:rPr>
+          <w:lang w:val="en-US"/>
+        </w:rPr>
       </w:pPr>
       <w:r>
+        <w:rPr>
+          <w:lang w:val="en-US"/>
+        </w:rPr>
         <w:lastRenderedPageBreak/>
-        <w:t xml:space="preserve">CRUD Operations (POST/GET) 92_crud_test.py Wynik terminala po uruchomieniu </w:t>
-      </w:r>
-      <w:proofErr w:type="spellStart"/>
-      <w:r>
-        <w:t>python</w:t>
-      </w:r>
-      <w:proofErr w:type="spellEnd"/>
-      <w:r>
-        <w:t xml:space="preserve"> 92_crud_test.py status 201 połączenia z adresem </w:t>
-      </w:r>
-      <w:proofErr w:type="spellStart"/>
-      <w:r>
-        <w:t>backend</w:t>
-      </w:r>
-      <w:proofErr w:type="spellEnd"/>
-      <w:r>
-        <w:t>. [SUCCESS] Zasób stworzony pomyślnie!</w:t>
-      </w:r>
-    </w:p>
-    <w:p>
-      <w:r>
         <w:drawing>
-          <wp:inline distT="0" distB="0" distL="0" distR="0" wp14:anchorId="35FBF4E5" wp14:editId="41432317">
-            <wp:extent cx="5760720" cy="3213100"/>
-            <wp:effectExtent l="0" t="0" r="0" b="6350"/>
-            <wp:docPr id="2" name="Obraz 2"/>
+          <wp:inline distT="0" distB="0" distL="0" distR="0" wp14:anchorId="42B6B5DD" wp14:editId="01886B8D">
+            <wp:extent cx="5760720" cy="2818765"/>
+            <wp:effectExtent l="0" t="0" r="0" b="635"/>
+            <wp:docPr id="8" name="Obraz 8"/>
             <wp:cNvGraphicFramePr>
               <a:graphicFrameLocks xmlns:a="http://schemas.openxmlformats.org/drawingml/2006/main" noChangeAspect="1"/>
             </wp:cNvGraphicFramePr>
@@ -138,7 +145,7 @@
                   <pic:spPr>
                     <a:xfrm>
                       <a:off x="0" y="0"/>
-                      <a:ext cx="5760720" cy="3213100"/>
+                      <a:ext cx="5760720" cy="2818765"/>
                     </a:xfrm>
                     <a:prstGeom prst="rect">
                       <a:avLst/>
@@ -156,72 +163,83 @@
         <w:pStyle w:val="Nagwek1"/>
       </w:pPr>
       <w:r>
-        <w:t xml:space="preserve">JSON </w:t>
+        <w:rPr>
+          <w:lang w:val="en-US"/>
+        </w:rPr>
+        <w:t xml:space="preserve">Failure Screenshots test_103_attachments.py Raport Allure, klika w czerwony test i musi pokazać rozwiniętą sekcję "Attachments". </w:t>
       </w:r>
-      <w:proofErr w:type="spellStart"/>
       <w:r>
-        <w:t>Schema</w:t>
+        <w:t>Jeśli widać tam plik Screenshot_Error_01 oraz API_Response – punkt zaliczony.</w:t>
       </w:r>
-      <w:proofErr w:type="spellEnd"/>
-      <w:r>
-        <w:t xml:space="preserve"> </w:t>
-      </w:r>
-      <w:proofErr w:type="spellStart"/>
-      <w:r>
-        <w:t>Validation</w:t>
-      </w:r>
-      <w:proofErr w:type="spellEnd"/>
-      <w:r>
-        <w:t xml:space="preserve"> 93_schema_test.py Wynik terminala po uruchomieniu </w:t>
-      </w:r>
-      <w:proofErr w:type="spellStart"/>
-      <w:r>
-        <w:t>python</w:t>
-      </w:r>
-      <w:proofErr w:type="spellEnd"/>
-      <w:r>
-        <w:t xml:space="preserve"> 93_schema_test.py. Pomyślna walidacja typu danych" (string vs </w:t>
-      </w:r>
-      <w:proofErr w:type="spellStart"/>
-      <w:r>
-        <w:t>number</w:t>
-      </w:r>
-      <w:proofErr w:type="spellEnd"/>
-      <w:r>
-        <w:t xml:space="preserve">) </w:t>
-      </w:r>
-      <w:proofErr w:type="spellStart"/>
-      <w:r>
-        <w:t>get</w:t>
-      </w:r>
-      <w:proofErr w:type="spellEnd"/>
-      <w:r>
-        <w:t xml:space="preserve"> z API (</w:t>
-      </w:r>
-      <w:proofErr w:type="spellStart"/>
-      <w:r>
-        <w:t>backendu</w:t>
-      </w:r>
-      <w:proofErr w:type="spellEnd"/>
-      <w:r>
-        <w:t xml:space="preserve">) np. </w:t>
-      </w:r>
-      <w:hyperlink r:id="rId8" w:history="1">
-        <w:r>
-          <w:rPr>
-            <w:rStyle w:val="Hipercze"/>
-          </w:rPr>
-          <w:t>https://jsonplaceholder.typicode.com/todos/1</w:t>
-        </w:r>
-      </w:hyperlink>
     </w:p>
     <w:p>
       <w:r>
         <w:drawing>
-          <wp:inline distT="0" distB="0" distL="0" distR="0" wp14:anchorId="08823DB7" wp14:editId="7C4DA8A4">
-            <wp:extent cx="5760720" cy="3244215"/>
+          <wp:inline distT="0" distB="0" distL="0" distR="0" wp14:anchorId="411C31C9" wp14:editId="3CFA1D10">
+            <wp:extent cx="5760720" cy="1882140"/>
+            <wp:effectExtent l="0" t="0" r="0" b="3810"/>
+            <wp:docPr id="7" name="Obraz 7"/>
+            <wp:cNvGraphicFramePr>
+              <a:graphicFrameLocks xmlns:a="http://schemas.openxmlformats.org/drawingml/2006/main" noChangeAspect="1"/>
+            </wp:cNvGraphicFramePr>
+            <a:graphic xmlns:a="http://schemas.openxmlformats.org/drawingml/2006/main">
+              <a:graphicData uri="http://schemas.openxmlformats.org/drawingml/2006/picture">
+                <pic:pic xmlns:pic="http://schemas.openxmlformats.org/drawingml/2006/picture">
+                  <pic:nvPicPr>
+                    <pic:cNvPr id="1" name=""/>
+                    <pic:cNvPicPr/>
+                  </pic:nvPicPr>
+                  <pic:blipFill>
+                    <a:blip r:embed="rId8"/>
+                    <a:stretch>
+                      <a:fillRect/>
+                    </a:stretch>
+                  </pic:blipFill>
+                  <pic:spPr>
+                    <a:xfrm>
+                      <a:off x="0" y="0"/>
+                      <a:ext cx="5760720" cy="1882140"/>
+                    </a:xfrm>
+                    <a:prstGeom prst="rect">
+                      <a:avLst/>
+                    </a:prstGeom>
+                  </pic:spPr>
+                </pic:pic>
+              </a:graphicData>
+            </a:graphic>
+          </wp:inline>
+        </w:drawing>
+      </w:r>
+    </w:p>
+    <w:p>
+      <w:pPr>
+        <w:pStyle w:val="Nagwek1"/>
+      </w:pPr>
+      <w:r>
+        <w:t>Clean-up Pipeline pipeline.py Wynik terminala po uruchomieniu pipeline.py wszytskie kroki wykonane poprawnie. Zrzut ekrau wygenerowanego raprtu index.hmtl pokazujacy poprawne przejście pipleline.</w:t>
+      </w:r>
+    </w:p>
+    <w:p>
+      <w:r>
+        <w:t>Nie ma</w:t>
+      </w:r>
+    </w:p>
+    <w:p>
+      <w:pPr>
+        <w:pStyle w:val="Nagwek1"/>
+      </w:pPr>
+      <w:r>
+        <w:lastRenderedPageBreak/>
+        <w:t>Portfolio Build README.md Screen z README.md opisujący wszystkie bloki od 1 do 10</w:t>
+      </w:r>
+    </w:p>
+    <w:p>
+      <w:r>
+        <w:drawing>
+          <wp:inline distT="0" distB="0" distL="0" distR="0" wp14:anchorId="16C90CF1" wp14:editId="4EB87EEE">
+            <wp:extent cx="5760720" cy="2954655"/>
             <wp:effectExtent l="0" t="0" r="0" b="0"/>
-            <wp:docPr id="3" name="Obraz 3"/>
+            <wp:docPr id="9" name="Obraz 9"/>
             <wp:cNvGraphicFramePr>
               <a:graphicFrameLocks xmlns:a="http://schemas.openxmlformats.org/drawingml/2006/main" noChangeAspect="1"/>
             </wp:cNvGraphicFramePr>
@@ -241,7 +259,7 @@
                   <pic:spPr>
                     <a:xfrm>
                       <a:off x="0" y="0"/>
-                      <a:ext cx="5760720" cy="3244215"/>
+                      <a:ext cx="5760720" cy="2954655"/>
                     </a:xfrm>
                     <a:prstGeom prst="rect">
                       <a:avLst/>
@@ -252,165 +270,6 @@
             </a:graphic>
           </wp:inline>
         </w:drawing>
-      </w:r>
-    </w:p>
-    <w:p>
-      <w:r>
-        <w:lastRenderedPageBreak/>
-        <w:drawing>
-          <wp:inline distT="0" distB="0" distL="0" distR="0" wp14:anchorId="638A2E0C" wp14:editId="47155E99">
-            <wp:extent cx="5315692" cy="914528"/>
-            <wp:effectExtent l="0" t="0" r="0" b="0"/>
-            <wp:docPr id="4" name="Obraz 4"/>
-            <wp:cNvGraphicFramePr>
-              <a:graphicFrameLocks xmlns:a="http://schemas.openxmlformats.org/drawingml/2006/main" noChangeAspect="1"/>
-            </wp:cNvGraphicFramePr>
-            <a:graphic xmlns:a="http://schemas.openxmlformats.org/drawingml/2006/main">
-              <a:graphicData uri="http://schemas.openxmlformats.org/drawingml/2006/picture">
-                <pic:pic xmlns:pic="http://schemas.openxmlformats.org/drawingml/2006/picture">
-                  <pic:nvPicPr>
-                    <pic:cNvPr id="1" name=""/>
-                    <pic:cNvPicPr/>
-                  </pic:nvPicPr>
-                  <pic:blipFill>
-                    <a:blip r:embed="rId10"/>
-                    <a:stretch>
-                      <a:fillRect/>
-                    </a:stretch>
-                  </pic:blipFill>
-                  <pic:spPr>
-                    <a:xfrm>
-                      <a:off x="0" y="0"/>
-                      <a:ext cx="5315692" cy="914528"/>
-                    </a:xfrm>
-                    <a:prstGeom prst="rect">
-                      <a:avLst/>
-                    </a:prstGeom>
-                  </pic:spPr>
-                </pic:pic>
-              </a:graphicData>
-            </a:graphic>
-          </wp:inline>
-        </w:drawing>
-      </w:r>
-    </w:p>
-    <w:p>
-      <w:pPr>
-        <w:pStyle w:val="Nagwek1"/>
-      </w:pPr>
-      <w:proofErr w:type="spellStart"/>
-      <w:r>
-        <w:t>Negative</w:t>
-      </w:r>
-      <w:proofErr w:type="spellEnd"/>
-      <w:r>
-        <w:t xml:space="preserve"> </w:t>
-      </w:r>
-      <w:proofErr w:type="spellStart"/>
-      <w:r>
-        <w:t>Testing</w:t>
-      </w:r>
-      <w:proofErr w:type="spellEnd"/>
-      <w:r>
-        <w:t xml:space="preserve"> &amp; Status </w:t>
-      </w:r>
-      <w:proofErr w:type="spellStart"/>
-      <w:r>
-        <w:t>Codes</w:t>
-      </w:r>
-      <w:proofErr w:type="spellEnd"/>
-      <w:r>
-        <w:t xml:space="preserve"> 94_negative_test.py Wynik terminala po uruchomieniu </w:t>
-      </w:r>
-      <w:proofErr w:type="spellStart"/>
-      <w:r>
-        <w:t>python</w:t>
-      </w:r>
-      <w:proofErr w:type="spellEnd"/>
-      <w:r>
-        <w:t xml:space="preserve"> 94_negative_test.py. W konsoli widać jasny komunika</w:t>
-      </w:r>
-      <w:r>
-        <w:t>t</w:t>
-      </w:r>
-    </w:p>
-    <w:p>
-      <w:r>
-        <w:drawing>
-          <wp:inline distT="0" distB="0" distL="0" distR="0" wp14:anchorId="0930648B" wp14:editId="7B2CDAF2">
-            <wp:extent cx="5760720" cy="1135380"/>
-            <wp:effectExtent l="0" t="0" r="0" b="7620"/>
-            <wp:docPr id="5" name="Obraz 5"/>
-            <wp:cNvGraphicFramePr>
-              <a:graphicFrameLocks xmlns:a="http://schemas.openxmlformats.org/drawingml/2006/main" noChangeAspect="1"/>
-            </wp:cNvGraphicFramePr>
-            <a:graphic xmlns:a="http://schemas.openxmlformats.org/drawingml/2006/main">
-              <a:graphicData uri="http://schemas.openxmlformats.org/drawingml/2006/picture">
-                <pic:pic xmlns:pic="http://schemas.openxmlformats.org/drawingml/2006/picture">
-                  <pic:nvPicPr>
-                    <pic:cNvPr id="1" name=""/>
-                    <pic:cNvPicPr/>
-                  </pic:nvPicPr>
-                  <pic:blipFill>
-                    <a:blip r:embed="rId11"/>
-                    <a:stretch>
-                      <a:fillRect/>
-                    </a:stretch>
-                  </pic:blipFill>
-                  <pic:spPr>
-                    <a:xfrm>
-                      <a:off x="0" y="0"/>
-                      <a:ext cx="5760720" cy="1135380"/>
-                    </a:xfrm>
-                    <a:prstGeom prst="rect">
-                      <a:avLst/>
-                    </a:prstGeom>
-                  </pic:spPr>
-                </pic:pic>
-              </a:graphicData>
-            </a:graphic>
-          </wp:inline>
-        </w:drawing>
-      </w:r>
-    </w:p>
-    <w:p>
-      <w:pPr>
-        <w:pStyle w:val="Nagwek1"/>
-      </w:pPr>
-      <w:r>
-        <w:t xml:space="preserve">API + </w:t>
-      </w:r>
-      <w:proofErr w:type="spellStart"/>
-      <w:r>
-        <w:t>Appium</w:t>
-      </w:r>
-      <w:proofErr w:type="spellEnd"/>
-      <w:r>
-        <w:t xml:space="preserve"> Integration 95_hybrid_test.py Wynik terminala po uruchomieniu </w:t>
-      </w:r>
-      <w:proofErr w:type="spellStart"/>
-      <w:r>
-        <w:t>python</w:t>
-      </w:r>
-      <w:proofErr w:type="spellEnd"/>
-      <w:r>
-        <w:t xml:space="preserve"> 95_hybrid_test.py. W konsoli widać </w:t>
-      </w:r>
-      <w:proofErr w:type="spellStart"/>
-      <w:r>
-        <w:t>widać</w:t>
-      </w:r>
-      <w:proofErr w:type="spellEnd"/>
-      <w:r>
-        <w:t xml:space="preserve"> logi z API i </w:t>
-      </w:r>
-      <w:proofErr w:type="spellStart"/>
-      <w:r>
-        <w:t>Appium</w:t>
-      </w:r>
-      <w:proofErr w:type="spellEnd"/>
-      <w:r>
-        <w:t xml:space="preserve"> jeden pod drugim</w:t>
       </w:r>
     </w:p>
     <w:sectPr>
